--- a/docs/entrevistas/Entrevista E06.docx
+++ b/docs/entrevistas/Entrevista E06.docx
@@ -13,7 +13,7 @@
           <w:sz w:val="30"/>
           <w:szCs w:val="30"/>
         </w:rPr>
-        <w:t xml:space="preserve">N.71</w:t>
+        <w:t xml:space="preserve">E06</w:t>
       </w:r>
     </w:p>
     <w:p>
@@ -1649,7 +1649,7 @@
           <w:sz w:val="21"/>
           <w:szCs w:val="21"/>
         </w:rPr>
-        <w:t xml:space="preserve">→ Lleva contabilidad defensiva. Distinto de C.57, que no lleva ninguna. Dos maneras opuestas de manejar la misma fricción de H5.</w:t>
+        <w:t xml:space="preserve">→ Lleva contabilidad defensiva. Distinto de E10, que no lleva ninguna. Dos maneras opuestas de manejar la misma fricción de H5.</w:t>
       </w:r>
     </w:p>
     <w:p>

--- a/docs/entrevistas/Entrevista E06.docx
+++ b/docs/entrevistas/Entrevista E06.docx
@@ -156,23 +156,23 @@
           <w:sz w:val="21"/>
           <w:szCs w:val="21"/>
         </w:rPr>
-        <w:t xml:space="preserve">"él nunca cocinó, nunca lavó. Eso no es la enfermedad, eso es de antes." ← distingue dependencia adquirida de dependencia de siempre. Buena precisión, no la había escuchado en las otras.</w:t>
-      </w:r>
-    </w:p>
-    <w:p>
-      <w:pPr>
-        <w:spacing w:after="60"/>
-      </w:pPr>
-      <w:r>
-        <w:rPr>
-          <w:b w:val="false"/>
-          <w:bCs w:val="false"/>
-          <w:i w:val="false"/>
-          <w:iCs w:val="false"/>
-          <w:sz w:val="21"/>
-          <w:szCs w:val="21"/>
-        </w:rPr>
-        <w:t xml:space="preserve">Tiempo: 2 años y medio desde la demencia, pero se agudiza hace 4 meses con la cirugía.</w:t>
+        <w:t xml:space="preserve">"él nunca cocinó, nunca lavó. Eso no es [lo de ahora], eso es de antes." ← distingue dependencia adquirida de dependencia de siempre. Buena precisión, no la había escuchado en las otras.</w:t>
+      </w:r>
+    </w:p>
+    <w:p>
+      <w:pPr>
+        <w:spacing w:after="60"/>
+      </w:pPr>
+      <w:r>
+        <w:rPr>
+          <w:b w:val="false"/>
+          <w:bCs w:val="false"/>
+          <w:i w:val="false"/>
+          <w:iCs w:val="false"/>
+          <w:sz w:val="21"/>
+          <w:szCs w:val="21"/>
+        </w:rPr>
+        <w:t xml:space="preserve">Tiempo: 2 años y medio con necesidad de apoyo, que aumentó hace 4 meses.</w:t>
       </w:r>
     </w:p>
     <w:p>
@@ -255,7 +255,7 @@
           <w:sz w:val="21"/>
           <w:szCs w:val="21"/>
         </w:rPr>
-        <w:t xml:space="preserve">OJO: ella misma tiene una cirugía pendiente. Lo menciona al pasar y sigue hablando de él. No repregunto por encuadre.</w:t>
+        <w:t xml:space="preserve">OJO: ella misma tiene un tema de salud propio pendiente. Lo menciona al pasar y sigue hablando de él. No repregunto por encuadre.</w:t>
       </w:r>
     </w:p>
     <w:p>
@@ -368,7 +368,7 @@
           <w:sz w:val="21"/>
           <w:szCs w:val="21"/>
         </w:rPr>
-        <w:t xml:space="preserve">Último quiebre: hace 3 semanas. Bolsas de ostomía.</w:t>
+        <w:t xml:space="preserve">Último quiebre: hace 3 semanas. Un insumo especializado.</w:t>
       </w:r>
     </w:p>
     <w:p>
@@ -858,7 +858,7 @@
           <w:sz w:val="21"/>
           <w:szCs w:val="21"/>
         </w:rPr>
-        <w:t xml:space="preserve">Repregunto por la cirugía propia. "la estoy corriendo. Primero él."</w:t>
+        <w:t xml:space="preserve">Repregunto por su tema de salud pendiente. "la estoy corriendo. Primero él."</w:t>
       </w:r>
     </w:p>
     <w:p>
@@ -1435,7 +1435,7 @@
           <w:sz w:val="21"/>
           <w:szCs w:val="21"/>
         </w:rPr>
-        <w:t xml:space="preserve">P27 — SÍ. Bolsas y placas por el policlínico de ostomías del hospital. Entrega mensual, insuficiente.</w:t>
+        <w:t xml:space="preserve">P27 — SÍ. Insumos especializados por un policlínico de especialidad del hospital. Entrega mensual, insuficiente.</w:t>
       </w:r>
     </w:p>
     <w:p>
@@ -1872,7 +1872,7 @@
           <w:sz w:val="21"/>
           <w:szCs w:val="21"/>
         </w:rPr>
-        <w:t xml:space="preserve">P34 — llegó por el policlínico de ostomías: ahí hay un grupo de WhatsApp de familiares que armó una enfermera.</w:t>
+        <w:t xml:space="preserve">P34 — llegó por un policlínico de especialidad: ahí hay un grupo de WhatsApp de familiares que armó una enfermera.</w:t>
       </w:r>
     </w:p>
     <w:p>
@@ -2271,7 +2271,7 @@
           <w:sz w:val="21"/>
           <w:szCs w:val="21"/>
         </w:rPr>
-        <w:t xml:space="preserve">· Cómo se llegó a esta persona: policlínico de ostomías → grupo de WhatsApp de familiares</w:t>
+        <w:t xml:space="preserve">· Cómo se llegó a esta persona: policlínico de especialidad → grupo de WhatsApp de familiares</w:t>
       </w:r>
     </w:p>
     <w:sectPr>
